--- a/M&A/カンテサンス/基本合意書_WineBank修正案_修正履歴_20261014.docx
+++ b/M&A/カンテサンス/基本合意書_WineBank修正案_修正履歴_20261014.docx
@@ -1877,12 +1877,37 @@
         <w:spacing w:line="320" w:lineRule="exact"/>
         <w:ind w:leftChars="200" w:left="630" w:hangingChars="100" w:hanging="210"/>
       </w:pPr>
+      <w:commentRangeStart w:id="4"/>
       <w:r>
         <w:rPr>
           <w:color w:val="000000"/>
         </w:rPr>
         <w:lastRenderedPageBreak/>
-        <w:t>10　スイーツ、ワイン関連事業、EC・物販その他の新規事業は、既存店舗の承継とは別に、丙の意向及び負担を踏まえて個別に協議する。丙の関与を当然の前提とせず、店舗業務の削減時間を新規事業又は監修業務に充当することを義務付けない。</w:t>
+        <w:t xml:space="preserve">10　スイーツ、ワイン関連事業、EC・物販その他の新規事業は、既存店舗の承継とは別に、丙の意向及び負担を踏まえて個別に協議する。丙の関与を当然の前提とせず、店舗業務の削減時間を新規事業又は監修業務に</w:t>
+      </w:r>
+      <w:del w:id="80001" w:author="株式会社WineBank" w:date="2026-10-15T01:00:00Z">
+        <w:r>
+          <w:rPr>
+            <w:color w:val="000000"/>
+          </w:rPr>
+          <w:lastRenderedPageBreak/>
+          <w:delText xml:space="preserve">充当することを義務付けない。</w:delText>
+        </w:r>
+      </w:del>
+      <w:ins w:id="80002" w:author="株式会社WineBank" w:date="2026-10-15T01:00:00Z">
+        <w:r>
+          <w:rPr>
+            <w:color w:val="000000"/>
+          </w:rPr>
+          <w:t xml:space="preserve">充当することを義務付けない。ただし、丙は、後継料理長への承継及び三つ星の維持に支障のない範囲で、甲又は乙が行う新規事業に対し、レシピ及び品質の監修、氏名・ブランドの使用許諾その他の必要な事項について合理的に協力するものとし、併せて、当該新規事業の企画及び立上げに積極的に関与するよう努めるものとする。協力及び関与の時期、内容並びに対価は、甲丙協議のうえ最終契約及び関係契約において定める。</w:t>
+        </w:r>
+      </w:ins>
+      <w:commentRangeEnd w:id="4"/>
+      <w:r>
+        <w:rPr>
+          <w:rStyle w:val="CommentReference"/>
+        </w:rPr>
+        <w:commentReference w:id="4"/>
       </w:r>
     </w:p>
     <w:p>
@@ -5105,6 +5130,24 @@
       </w:r>
     </w:p>
   </w:comment>
+  <w:comment w:id="4" w:author="株式会社WineBank" w:date="2026-10-15T01:59:03Z" w:initials="WB">
+    <w:p>
+      <w:r>
+        <w:rPr>
+          <w:rStyle w:val="CommentReference"/>
+        </w:rPr>
+        <w:annotationRef/>
+      </w:r>
+      <w:r>
+        <w:rPr>
+          <w:color w:val="000000"/>
+          <w:sz w:val="20"/>
+          <w:szCs w:val="20"/>
+        </w:rPr>
+        <w:t xml:space="preserve">新規事業への関与を義務付けない方針は尊重しつつ、承継と三つ星の維持に支障のない範囲で、監修・ブランド使用の許諾などのご協力（協力義務）と、企画・立上げへのご関与（努力義務）をお願いしたく、追記しました。時期・内容・対価は別途ご相談させてください。</w:t>
+      </w:r>
+    </w:p>
+  </w:comment>
 </w:comments>
 </file>
 
@@ -5114,6 +5157,7 @@
   <w15:commentEx w15:paraId="68D41EBF" w15:done="0"/>
   <w15:commentEx w15:paraId="2F03530F" w15:done="0"/>
   <w15:commentEx w15:paraId="5817BF1D" w15:done="0"/>
+  <w15:commentEx w15:paraId="0137B353" w15:done="0"/>
 </w15:commentsEx>
 </file>
 
@@ -5123,6 +5167,7 @@
   <w16cex:commentExtensible w16cex:durableId="68DFAAC4" w16cex:dateUtc="2026-10-14T12:14:58Z"/>
   <w16cex:commentExtensible w16cex:durableId="41195873" w16cex:dateUtc="2026-10-14T12:14:58Z"/>
   <w16cex:commentExtensible w16cex:durableId="212698E7" w16cex:dateUtc="2026-10-14T12:14:58Z"/>
+  <w16cex:commentExtensible w16cex:durableId="7F59FE82" w16cex:dateUtc="2026-10-15T01:59:03Z"/>
 </w16cex:commentsExtensible>
 </file>
 
@@ -5132,6 +5177,7 @@
   <w16cid:commentId w16cid:paraId="68D41EBF" w16cid:durableId="68DFAAC4"/>
   <w16cid:commentId w16cid:paraId="2F03530F" w16cid:durableId="41195873"/>
   <w16cid:commentId w16cid:paraId="5817BF1D" w16cid:durableId="212698E7"/>
+  <w16cid:commentId w16cid:paraId="0137B353" w16cid:durableId="7F59FE82"/>
 </w16cid:commentsIds>
 </file>
 

--- a/M&A/カンテサンス/基本合意書_WineBank修正案_修正履歴_20261014.docx
+++ b/M&A/カンテサンス/基本合意書_WineBank修正案_修正履歴_20261014.docx
@@ -1883,23 +1883,14 @@
           <w:color w:val="000000"/>
         </w:rPr>
         <w:lastRenderedPageBreak/>
-        <w:t xml:space="preserve">10　スイーツ、ワイン関連事業、EC・物販その他の新規事業は、既存店舗の承継とは別に、丙の意向及び負担を踏まえて個別に協議する。丙の関与を当然の前提とせず、店舗業務の削減時間を新規事業又は監修業務に</w:t>
-      </w:r>
-      <w:del w:id="80001" w:author="株式会社WineBank" w:date="2026-10-15T01:00:00Z">
+        <w:t>10　スイーツ、ワイン関連事業、EC・物販その他の新規事業は、既存店舗の承継とは別に、丙の意向及び負担を踏まえて個別に協議する。丙の関与を当然の前提とせず、店舗業務の削減時間を新規事業又は監修業務に充当することを義務付けない。</w:t>
+      </w:r>
+      <w:ins w:id="80001" w:author="株式会社WineBank" w:date="2026-10-15T01:00:00Z">
         <w:r>
           <w:rPr>
             <w:color w:val="000000"/>
           </w:rPr>
-          <w:lastRenderedPageBreak/>
-          <w:delText xml:space="preserve">充当することを義務付けない。</w:delText>
-        </w:r>
-      </w:del>
-      <w:ins w:id="80002" w:author="株式会社WineBank" w:date="2026-10-15T01:00:00Z">
-        <w:r>
-          <w:rPr>
-            <w:color w:val="000000"/>
-          </w:rPr>
-          <w:t xml:space="preserve">充当することを義務付けない。ただし、丙は、後継料理長への承継及び三つ星の維持に支障のない範囲で、甲又は乙が行う新規事業に対し、レシピ及び品質の監修、氏名・ブランドの使用許諾その他の必要な事項について合理的に協力するものとし、併せて、当該新規事業の企画及び立上げに積極的に関与するよう努めるものとする。協力及び関与の時期、内容並びに対価は、甲丙協議のうえ最終契約及び関係契約において定める。</w:t>
+          <w:t xml:space="preserve">ただし、丙は、後継料理長への承継及び三つ星の維持に支障のない範囲で、甲又は乙が行う新規事業に対し、レシピ及び品質の監修、氏名・ブランドの使用許諾その他の必要な事項について合理的に協力するものとし、併せて、当該新規事業の企画及び立上げに積極的に関与するよう努めるものとする。協力及び関与の時期、内容並びに対価は、甲丙協議のうえ最終契約及び関係契約において定める。</w:t>
         </w:r>
       </w:ins>
       <w:commentRangeEnd w:id="4"/>
@@ -5130,7 +5121,7 @@
       </w:r>
     </w:p>
   </w:comment>
-  <w:comment w:id="4" w:author="株式会社WineBank" w:date="2026-10-15T01:59:03Z" w:initials="WB">
+  <w:comment w:id="4" w:author="株式会社WineBank" w:date="2026-10-15T01:59:37Z" w:initials="WB">
     <w:p>
       <w:r>
         <w:rPr>
@@ -5157,7 +5148,7 @@
   <w15:commentEx w15:paraId="68D41EBF" w15:done="0"/>
   <w15:commentEx w15:paraId="2F03530F" w15:done="0"/>
   <w15:commentEx w15:paraId="5817BF1D" w15:done="0"/>
-  <w15:commentEx w15:paraId="0137B353" w15:done="0"/>
+  <w15:commentEx w15:paraId="1DDD3660" w15:done="0"/>
 </w15:commentsEx>
 </file>
 
@@ -5167,7 +5158,7 @@
   <w16cex:commentExtensible w16cex:durableId="68DFAAC4" w16cex:dateUtc="2026-10-14T12:14:58Z"/>
   <w16cex:commentExtensible w16cex:durableId="41195873" w16cex:dateUtc="2026-10-14T12:14:58Z"/>
   <w16cex:commentExtensible w16cex:durableId="212698E7" w16cex:dateUtc="2026-10-14T12:14:58Z"/>
-  <w16cex:commentExtensible w16cex:durableId="7F59FE82" w16cex:dateUtc="2026-10-15T01:59:03Z"/>
+  <w16cex:commentExtensible w16cex:durableId="0659F0EA" w16cex:dateUtc="2026-10-15T01:59:37Z"/>
 </w16cex:commentsExtensible>
 </file>
 
@@ -5177,7 +5168,7 @@
   <w16cid:commentId w16cid:paraId="68D41EBF" w16cid:durableId="68DFAAC4"/>
   <w16cid:commentId w16cid:paraId="2F03530F" w16cid:durableId="41195873"/>
   <w16cid:commentId w16cid:paraId="5817BF1D" w16cid:durableId="212698E7"/>
-  <w16cid:commentId w16cid:paraId="0137B353" w16cid:durableId="7F59FE82"/>
+  <w16cid:commentId w16cid:paraId="1DDD3660" w16cid:durableId="0659F0EA"/>
 </w16cid:commentsIds>
 </file>
 

--- a/M&A/カンテサンス/基本合意書_WineBank修正案_修正履歴_20261014.docx
+++ b/M&A/カンテサンス/基本合意書_WineBank修正案_修正履歴_20261014.docx
@@ -287,7 +287,32 @@
           <w:rFonts w:hint="eastAsia"/>
           <w:color w:val="000000"/>
         </w:rPr>
-        <w:t xml:space="preserve">　　　　　本件譲渡価額等：基礎金額50.5億〜51.5億円+</w:t>
+        <w:t xml:space="preserve">　　　　　本件譲渡価額等：基礎金額</w:t>
+      </w:r>
+      <w:del w:id="90001" w:author="株式会社WineBank" w:date="2026-10-15T05:00:00Z">
+        <w:r>
+          <w:rPr>
+            <w:rFonts w:hint="eastAsia"/>
+            <w:color w:val="000000"/>
+          </w:rPr>
+          <w:delText xml:space="preserve">50.5億〜51.5億円</w:delText>
+        </w:r>
+      </w:del>
+      <w:ins w:id="90002" w:author="株式会社WineBank" w:date="2026-10-15T05:00:00Z">
+        <w:r>
+          <w:rPr>
+            <w:rFonts w:hint="eastAsia"/>
+            <w:color w:val="000000"/>
+          </w:rPr>
+          <w:t xml:space="preserve">50億〜51億円</w:t>
+        </w:r>
+      </w:ins>
+      <w:r>
+        <w:rPr>
+          <w:rFonts w:hint="eastAsia"/>
+          <w:color w:val="000000"/>
+        </w:rPr>
+        <w:t xml:space="preserve">+</w:t>
       </w:r>
       <w:del w:id="70001" w:author="株式会社WineBank" w:date="2026-10-14T03:00:00Z">
         <w:r>
@@ -356,7 +381,7 @@
           <w:rPr>
             <w:color w:val="000000"/>
           </w:rPr>
-          <w:t xml:space="preserve">今期の業績見通し（乙の2026年12月期の業績が会社計画を約1,000万円上回る場合には基礎金額を51.5億円、それ以外の場合には50.5億円とすることを基礎とする。）その他の条件を踏まえ</w:t>
+          <w:t xml:space="preserve">今期の業績見通し（乙の2026年12月期の業績が会社計画を約1,000万円上回る場合には基礎金額を51億円、それ以外の場合には50億円とすることを基礎とする。）その他の条件を踏まえ</w:t>
         </w:r>
       </w:ins>
       <w:r>
